--- a/klagomål/A 6890-2026 FSC-klagomål.docx
+++ b/klagomål/A 6890-2026 FSC-klagomål.docx
@@ -805,7 +805,7 @@
     <w:r>
       <w:tab/>
       <w:tab/>
-      <w:t>2026-03-01</w:t>
+      <w:t>2026-03-02</w:t>
       <w:br/>
       <w:br/>
     </w:r>

--- a/klagomål/A 6890-2026 FSC-klagomål.docx
+++ b/klagomål/A 6890-2026 FSC-klagomål.docx
@@ -805,7 +805,7 @@
     <w:r>
       <w:tab/>
       <w:tab/>
-      <w:t>2026-03-02</w:t>
+      <w:t>2026-03-03</w:t>
       <w:br/>
       <w:br/>
     </w:r>

--- a/klagomål/A 6890-2026 FSC-klagomål.docx
+++ b/klagomål/A 6890-2026 FSC-klagomål.docx
@@ -191,7 +191,7 @@
     </w:p>
     <w:p>
       <w:r>
-        <w:t>I avverkningsanmälan har följande 1 naturvårdsarter hittats: entita (NT, §4). Av dessa är 1 rödlistade. För rödlistade arter har rödlistekategorin angivits inom parentes. För fridlysta arter anges även paragrafen i Artskyddsförordningen som arten är fridlyst enligt.</w:t>
+        <w:t>I avverkningsanmälan har följande 3 naturvårdsarter hittats: entita (NT, §4), spillkråka (NT, §4) och gröngöling (§4). Av dessa är 2 rödlistade. För rödlistade arter har rödlistekategorin angivits inom parentes. För fridlysta arter anges även paragrafen i Artskyddsförordningen som arten är fridlyst enligt.</w:t>
       </w:r>
     </w:p>
     <w:p>
@@ -256,7 +256,7 @@
     </w:p>
     <w:p>
       <w:r>
-        <w:t>Följande fridlysta arter har sina livsmiljöer och växtplatser i den avverkningsanmälda skogen: entita (NT, §4).</w:t>
+        <w:t>Följande fridlysta arter har sina livsmiljöer och växtplatser i den avverkningsanmälda skogen: entita (NT, §4), spillkråka (NT, §4) och gröngöling (§4).</w:t>
       </w:r>
     </w:p>
     <w:p>
@@ -291,6 +291,35 @@
       </w:r>
       <w:r>
         <w:t xml:space="preserve"> (Skogsstyrelsen, 2016, SLU Artdatabanken, 2021).</w:t>
+      </w:r>
+    </w:p>
+    <w:p>
+      <w:r>
+        <w:rPr>
+          <w:b/>
+        </w:rPr>
+        <w:t>Spillkråka (NT, §4)</w:t>
+      </w:r>
+      <w:r>
+        <w:t xml:space="preserve"> är rödlistad som nära hotad och ingår i bilaga 1 i EU:s fågeldirektiv. Den minskar i population på grund av minskad tillgång på lämpliga bo- och födoträd och minskad födotillgång. Spillkråkans minskningstakt har uppgått till 19 (24–10) % under de senaste 15 åren. Minskningstakten för den svenska populationen bedöms vara nära gränsvärdet för Sårbar (VU) (A2bc). Skogsbruk med korta omloppstider och täta, homogena ungskogar utgör det största hotet. Spillkråka är typisk art för </w:t>
+      </w:r>
+      <w:r>
+        <w:rPr>
+          <w:i/>
+        </w:rPr>
+        <w:t xml:space="preserve">9010 Taiga </w:t>
+      </w:r>
+      <w:r>
+        <w:t>och</w:t>
+      </w:r>
+      <w:r>
+        <w:rPr>
+          <w:i/>
+        </w:rPr>
+        <w:t xml:space="preserve"> 9740 Skogsbevuxen myr </w:t>
+      </w:r>
+      <w:r>
+        <w:t>(SLU Artdatabanken, 2023).</w:t>
       </w:r>
     </w:p>
     <w:p>
@@ -404,7 +433,7 @@
         <w:rPr>
           <w:i/>
         </w:rPr>
-        <w:t>I det avverkningsanmälda skogsområdet har 1 naturvårdsarter varav 1 rödlistade arter sina livsmiljöer och växtplatser.</w:t>
+        <w:t>I det avverkningsanmälda skogsområdet har 3 naturvårdsarter varav 2 rödlistade arter sina livsmiljöer och växtplatser.</w:t>
       </w:r>
     </w:p>
     <w:p>
@@ -677,6 +706,64 @@
         <w:t>SLU Artdatabanken, Uppsala</w:t>
       </w:r>
     </w:p>
+    <w:p>
+      <w:pPr>
+        <w:pStyle w:val="Heading1"/>
+      </w:pPr>
+      <w:r>
+        <w:t>Spillkråka – ekologi samt krav på livsmiljön</w:t>
+      </w:r>
+    </w:p>
+    <w:p>
+      <w:r>
+        <w:t xml:space="preserve">Spillkråka (NT) är rödlistad som nära hotad, fridlyst enligt §4 Artskyddsförordningen, typisk art för </w:t>
+      </w:r>
+      <w:r>
+        <w:rPr>
+          <w:i/>
+        </w:rPr>
+        <w:t xml:space="preserve">9010 Taiga </w:t>
+      </w:r>
+      <w:r>
+        <w:t>och</w:t>
+      </w:r>
+      <w:r>
+        <w:rPr>
+          <w:i/>
+        </w:rPr>
+        <w:t xml:space="preserve"> 9740 Skogsbevuxen myr</w:t>
+      </w:r>
+      <w:r>
+        <w:t xml:space="preserve"> och ingår i bilaga 1 i EU:s fågeldirektiv. Spillkråka lever i både barr- och blandskog liksom i ren lövskog. De tätaste populationerna tenderar att finnas i äldre, variationsrik blandskog med gott om död ved och gamla träd.</w:t>
+      </w:r>
+    </w:p>
+    <w:p>
+      <w:r>
+        <w:t>Varje par utnyttjar 400–1000 hektar skog beroende på skogens kvalitet. En minskning av populationen pågår på grund av minskad tillgång på lämpliga bo- och födoträd och minskad födotillgång. Spillkråkans minskningstakt har uppgått till 19 (24–10) % under de senaste 15 åren. Minskningstakten för den svenska populationen bedöms vara nära gränsvärdet för Sårbar (VU) (A2bc). Skogsbruk med korta omloppstider och täta, homogena ungskogar utgör det största hotet (SLU Artdatabanken 2023).</w:t>
+      </w:r>
+    </w:p>
+    <w:p>
+      <w:pPr>
+        <w:pStyle w:val="Heading2"/>
+      </w:pPr>
+      <w:r>
+        <w:t>Referenser – spillkråka</w:t>
+      </w:r>
+    </w:p>
+    <w:p>
+      <w:r>
+        <w:t xml:space="preserve">SLU Artdatabanken, 2021. </w:t>
+      </w:r>
+      <w:r>
+        <w:rPr>
+          <w:i/>
+        </w:rPr>
+        <w:t xml:space="preserve">Artfaktablad. Naturvård – artfakta. </w:t>
+      </w:r>
+      <w:r>
+        <w:t>SLU Artdatabanken, Uppsala</w:t>
+      </w:r>
+    </w:p>
     <w:sectPr>
       <w:headerReference w:type="even" r:id="rId8"/>
       <w:headerReference w:type="default" r:id="rId9"/>
@@ -805,7 +892,7 @@
     <w:r>
       <w:tab/>
       <w:tab/>
-      <w:t>2026-03-03</w:t>
+      <w:t>2026-03-04</w:t>
       <w:br/>
       <w:br/>
     </w:r>

--- a/klagomål/A 6890-2026 FSC-klagomål.docx
+++ b/klagomål/A 6890-2026 FSC-klagomål.docx
@@ -892,7 +892,7 @@
     <w:r>
       <w:tab/>
       <w:tab/>
-      <w:t>2026-03-04</w:t>
+      <w:t>2026-03-05</w:t>
       <w:br/>
       <w:br/>
     </w:r>

--- a/klagomål/A 6890-2026 FSC-klagomål.docx
+++ b/klagomål/A 6890-2026 FSC-klagomål.docx
@@ -892,7 +892,7 @@
     <w:r>
       <w:tab/>
       <w:tab/>
-      <w:t>2026-03-05</w:t>
+      <w:t>2026-03-06</w:t>
       <w:br/>
       <w:br/>
     </w:r>

--- a/klagomål/A 6890-2026 FSC-klagomål.docx
+++ b/klagomål/A 6890-2026 FSC-klagomål.docx
@@ -892,7 +892,7 @@
     <w:r>
       <w:tab/>
       <w:tab/>
-      <w:t>2026-03-06</w:t>
+      <w:t>2026-03-07</w:t>
       <w:br/>
       <w:br/>
     </w:r>

--- a/klagomål/A 6890-2026 FSC-klagomål.docx
+++ b/klagomål/A 6890-2026 FSC-klagomål.docx
@@ -892,7 +892,7 @@
     <w:r>
       <w:tab/>
       <w:tab/>
-      <w:t>2026-03-07</w:t>
+      <w:t>2026-03-08</w:t>
       <w:br/>
       <w:br/>
     </w:r>

--- a/klagomål/A 6890-2026 FSC-klagomål.docx
+++ b/klagomål/A 6890-2026 FSC-klagomål.docx
@@ -892,7 +892,7 @@
     <w:r>
       <w:tab/>
       <w:tab/>
-      <w:t>2026-03-08</w:t>
+      <w:t>2026-03-09</w:t>
       <w:br/>
       <w:br/>
     </w:r>

--- a/klagomål/A 6890-2026 FSC-klagomål.docx
+++ b/klagomål/A 6890-2026 FSC-klagomål.docx
@@ -892,7 +892,7 @@
     <w:r>
       <w:tab/>
       <w:tab/>
-      <w:t>2026-03-09</w:t>
+      <w:t>2026-03-10</w:t>
       <w:br/>
       <w:br/>
     </w:r>

--- a/klagomål/A 6890-2026 FSC-klagomål.docx
+++ b/klagomål/A 6890-2026 FSC-klagomål.docx
@@ -281,7 +281,7 @@
         <w:t>Entita (NT, §4)</w:t>
       </w:r>
       <w:r>
-        <w:t xml:space="preserve">, rödlistad som nära hotad och prioriterad art i Skogsvårdslagen, har häckningsrevir i anmälan. Minskningstakten innevarande 10-årsperiod beräknas till 20 (10–30) %. Entitan är ortstrogen och reviret är i genomsnitt omkring 5 hektar, ibland uppåt 20 hektar stort. Entitan är en utpräglad lövskogsfågel som föredrar flerskiktade, gärna högvuxna skogar med inslag av äldre träd och välutvecklat buskskikt. Även alkärr med videsnår hör till de miljöer som utnyttjas. Arten häckar ofta i skogar som är svagt eller inte alls påverkade av skogsbruk, ofta rör det sig om värdekärnor med höga naturvärden. Entitan missgynnas av konventionellt skogsbruk och dess ortstrohet och dåliga spridningsförmåga gör den känslig för fragmentering. Entita är typisk art för </w:t>
+        <w:t xml:space="preserve">, rödlistad som nära hotad och prioriterad art i Skogsvårdslagen, har häckningsrevir i anmälan. Minskningstakten innevarande 10-årsperiod beräknas till 20 (10–30) % och bedöms vara nära gränsvärdet för Sårbar (VU). Entitan är ortstrogen och reviret är i genomsnitt omkring 5 hektar, ibland uppåt 20 hektar stort. Entitan är en utpräglad lövskogsfågel som föredrar flerskiktade, gärna högvuxna skogar med inslag av äldre träd och välutvecklat buskskikt. Även alkärr med videsnår hör till de miljöer som utnyttjas. Arten häckar ofta i skogar som är svagt eller inte alls påverkade av skogsbruk, ofta rör det sig om värdekärnor med höga naturvärden. Entitan missgynnas av konventionellt skogsbruk och dess ortstrohet och dåliga spridningsförmåga gör den känslig för fragmentering. Entita är typisk art för </w:t>
       </w:r>
       <w:r>
         <w:rPr>
@@ -301,7 +301,7 @@
         <w:t>Spillkråka (NT, §4)</w:t>
       </w:r>
       <w:r>
-        <w:t xml:space="preserve"> är rödlistad som nära hotad och ingår i bilaga 1 i EU:s fågeldirektiv. Den minskar i population på grund av minskad tillgång på lämpliga bo- och födoträd och minskad födotillgång. Spillkråkans minskningstakt har uppgått till 19 (24–10) % under de senaste 15 åren. Minskningstakten för den svenska populationen bedöms vara nära gränsvärdet för Sårbar (VU) (A2bc). Skogsbruk med korta omloppstider och täta, homogena ungskogar utgör det största hotet. Spillkråka är typisk art för </w:t>
+        <w:t xml:space="preserve"> är rödlistad som nära hotad och ingår i bilaga 1 i EU:s fågeldirektiv. Den minskar i population på grund av minskad tillgång på lämpliga bo- och födoträd och minskad födotillgång. Spillkråkans minskningstakt har uppgått till 19 (24–10) % under de senaste 15 åren och bedöms vara nära gränsvärdet för Sårbar (VU) (A2bc). Spillkråka är en nyckelart i skogliga miljöer vars övergivna bohål utnyttjas av flera andra hålhäckande fågelarter och fladdermöss. Den behöver grova träd, främst tall, asp och bok som boträd. Skogsbruk med korta omloppstider och täta, homogena ungskogar utgör det största hotet. Spillkråka är typisk art för </w:t>
       </w:r>
       <w:r>
         <w:rPr>
@@ -319,7 +319,7 @@
         <w:t xml:space="preserve"> 9740 Skogsbevuxen myr </w:t>
       </w:r>
       <w:r>
-        <w:t>(SLU Artdatabanken, 2023).</w:t>
+        <w:t>(SLU Artdatabanken, 2025; Skogsstyrelsen 2016).</w:t>
       </w:r>
     </w:p>
     <w:p>
@@ -734,7 +734,7 @@
         <w:t xml:space="preserve"> 9740 Skogsbevuxen myr</w:t>
       </w:r>
       <w:r>
-        <w:t xml:space="preserve"> och ingår i bilaga 1 i EU:s fågeldirektiv. Spillkråka lever i både barr- och blandskog liksom i ren lövskog. De tätaste populationerna tenderar att finnas i äldre, variationsrik blandskog med gott om död ved och gamla träd.</w:t>
+        <w:t xml:space="preserve"> och ingår i bilaga 1 i EU:s fågeldirektiv. Spillkråka lever i både barr- och blandskog liksom i ren lövskog. De tätaste populationerna tenderar att finnas i äldre, variationsrik blandskog med gott om död ved och gamla träd. Spillkråka är en nyckelart i skogliga miljöer vars övergivna bohål utnyttjas av flera andra hålhäckande fågelarter och fladdermöss (SLU Artdatabanken, 2023; Skogsstyrelsen 2016).</w:t>
       </w:r>
     </w:p>
     <w:p>
@@ -752,7 +752,21 @@
     </w:p>
     <w:p>
       <w:r>
-        <w:t xml:space="preserve">SLU Artdatabanken, 2021. </w:t>
+        <w:t xml:space="preserve">Skogsstyrelsen, 2016. </w:t>
+      </w:r>
+      <w:r>
+        <w:rPr>
+          <w:i/>
+        </w:rPr>
+        <w:t xml:space="preserve">Vägledning för hänsyn till spillkråka. </w:t>
+      </w:r>
+      <w:r>
+        <w:t>Vägledningar och kunskapsstöd artskydd – Skogsstyrelsen.</w:t>
+      </w:r>
+    </w:p>
+    <w:p>
+      <w:r>
+        <w:t xml:space="preserve">SLU Artdatabanken, 2023. </w:t>
       </w:r>
       <w:r>
         <w:rPr>
@@ -892,7 +906,7 @@
     <w:r>
       <w:tab/>
       <w:tab/>
-      <w:t>2026-03-10</w:t>
+      <w:t>2026-03-11</w:t>
       <w:br/>
       <w:br/>
     </w:r>

--- a/klagomål/A 6890-2026 FSC-klagomål.docx
+++ b/klagomål/A 6890-2026 FSC-klagomål.docx
@@ -906,7 +906,7 @@
     <w:r>
       <w:tab/>
       <w:tab/>
-      <w:t>2026-03-11</w:t>
+      <w:t>2026-03-12</w:t>
       <w:br/>
       <w:br/>
     </w:r>

--- a/klagomål/A 6890-2026 FSC-klagomål.docx
+++ b/klagomål/A 6890-2026 FSC-klagomål.docx
@@ -906,7 +906,7 @@
     <w:r>
       <w:tab/>
       <w:tab/>
-      <w:t>2026-03-12</w:t>
+      <w:t>2026-03-13</w:t>
       <w:br/>
       <w:br/>
     </w:r>

--- a/klagomål/A 6890-2026 FSC-klagomål.docx
+++ b/klagomål/A 6890-2026 FSC-klagomål.docx
@@ -1037,7 +1037,7 @@
     <w:r>
       <w:tab/>
       <w:tab/>
-      <w:t>2026-04-14</w:t>
+      <w:t>2026-04-15</w:t>
       <w:br/>
       <w:br/>
     </w:r>

--- a/klagomål/A 6890-2026 FSC-klagomål.docx
+++ b/klagomål/A 6890-2026 FSC-klagomål.docx
@@ -1037,7 +1037,7 @@
     <w:r>
       <w:tab/>
       <w:tab/>
-      <w:t>2026-04-15</w:t>
+      <w:t>2026-04-16</w:t>
       <w:br/>
       <w:br/>
     </w:r>

--- a/klagomål/A 6890-2026 FSC-klagomål.docx
+++ b/klagomål/A 6890-2026 FSC-klagomål.docx
@@ -1037,7 +1037,7 @@
     <w:r>
       <w:tab/>
       <w:tab/>
-      <w:t>2026-04-16</w:t>
+      <w:t>2026-04-17</w:t>
       <w:br/>
       <w:br/>
     </w:r>

--- a/klagomål/A 6890-2026 FSC-klagomål.docx
+++ b/klagomål/A 6890-2026 FSC-klagomål.docx
@@ -1037,7 +1037,7 @@
     <w:r>
       <w:tab/>
       <w:tab/>
-      <w:t>2026-04-17</w:t>
+      <w:t>2026-04-18</w:t>
       <w:br/>
       <w:br/>
     </w:r>

--- a/klagomål/A 6890-2026 FSC-klagomål.docx
+++ b/klagomål/A 6890-2026 FSC-klagomål.docx
@@ -1037,7 +1037,7 @@
     <w:r>
       <w:tab/>
       <w:tab/>
-      <w:t>2026-04-18</w:t>
+      <w:t>2026-04-19</w:t>
       <w:br/>
       <w:br/>
     </w:r>

--- a/klagomål/A 6890-2026 FSC-klagomål.docx
+++ b/klagomål/A 6890-2026 FSC-klagomål.docx
@@ -1037,7 +1037,7 @@
     <w:r>
       <w:tab/>
       <w:tab/>
-      <w:t>2026-04-19</w:t>
+      <w:t>2026-04-20</w:t>
       <w:br/>
       <w:br/>
     </w:r>

--- a/klagomål/A 6890-2026 FSC-klagomål.docx
+++ b/klagomål/A 6890-2026 FSC-klagomål.docx
@@ -1037,7 +1037,7 @@
     <w:r>
       <w:tab/>
       <w:tab/>
-      <w:t>2026-04-20</w:t>
+      <w:t>2026-04-21</w:t>
       <w:br/>
       <w:br/>
     </w:r>

--- a/klagomål/A 6890-2026 FSC-klagomål.docx
+++ b/klagomål/A 6890-2026 FSC-klagomål.docx
@@ -1037,7 +1037,7 @@
     <w:r>
       <w:tab/>
       <w:tab/>
-      <w:t>2026-04-21</w:t>
+      <w:t>2026-04-22</w:t>
       <w:br/>
       <w:br/>
     </w:r>

--- a/klagomål/A 6890-2026 FSC-klagomål.docx
+++ b/klagomål/A 6890-2026 FSC-klagomål.docx
@@ -1037,7 +1037,7 @@
     <w:r>
       <w:tab/>
       <w:tab/>
-      <w:t>2026-04-22</w:t>
+      <w:t>2026-04-23</w:t>
       <w:br/>
       <w:br/>
     </w:r>

--- a/klagomål/A 6890-2026 FSC-klagomål.docx
+++ b/klagomål/A 6890-2026 FSC-klagomål.docx
@@ -1037,7 +1037,7 @@
     <w:r>
       <w:tab/>
       <w:tab/>
-      <w:t>2026-04-23</w:t>
+      <w:t>2026-04-24</w:t>
       <w:br/>
       <w:br/>
     </w:r>

--- a/klagomål/A 6890-2026 FSC-klagomål.docx
+++ b/klagomål/A 6890-2026 FSC-klagomål.docx
@@ -1037,7 +1037,7 @@
     <w:r>
       <w:tab/>
       <w:tab/>
-      <w:t>2026-04-24</w:t>
+      <w:t>2026-04-25</w:t>
       <w:br/>
       <w:br/>
     </w:r>

--- a/klagomål/A 6890-2026 FSC-klagomål.docx
+++ b/klagomål/A 6890-2026 FSC-klagomål.docx
@@ -1037,7 +1037,7 @@
     <w:r>
       <w:tab/>
       <w:tab/>
-      <w:t>2026-04-25</w:t>
+      <w:t>2026-04-26</w:t>
       <w:br/>
       <w:br/>
     </w:r>

--- a/klagomål/A 6890-2026 FSC-klagomål.docx
+++ b/klagomål/A 6890-2026 FSC-klagomål.docx
@@ -1037,7 +1037,7 @@
     <w:r>
       <w:tab/>
       <w:tab/>
-      <w:t>2026-04-26</w:t>
+      <w:t>2026-04-27</w:t>
       <w:br/>
       <w:br/>
     </w:r>

--- a/klagomål/A 6890-2026 FSC-klagomål.docx
+++ b/klagomål/A 6890-2026 FSC-klagomål.docx
@@ -1037,7 +1037,7 @@
     <w:r>
       <w:tab/>
       <w:tab/>
-      <w:t>2026-04-27</w:t>
+      <w:t>2026-04-28</w:t>
       <w:br/>
       <w:br/>
     </w:r>

--- a/klagomål/A 6890-2026 FSC-klagomål.docx
+++ b/klagomål/A 6890-2026 FSC-klagomål.docx
@@ -1037,7 +1037,7 @@
     <w:r>
       <w:tab/>
       <w:tab/>
-      <w:t>2026-04-28</w:t>
+      <w:t>2026-04-29</w:t>
       <w:br/>
       <w:br/>
     </w:r>

--- a/klagomål/A 6890-2026 FSC-klagomål.docx
+++ b/klagomål/A 6890-2026 FSC-klagomål.docx
@@ -1037,7 +1037,7 @@
     <w:r>
       <w:tab/>
       <w:tab/>
-      <w:t>2026-04-29</w:t>
+      <w:t>2026-04-30</w:t>
       <w:br/>
       <w:br/>
     </w:r>

--- a/klagomål/A 6890-2026 FSC-klagomål.docx
+++ b/klagomål/A 6890-2026 FSC-klagomål.docx
@@ -1037,7 +1037,7 @@
     <w:r>
       <w:tab/>
       <w:tab/>
-      <w:t>2026-04-30</w:t>
+      <w:t>2026-05-01</w:t>
       <w:br/>
       <w:br/>
     </w:r>

--- a/klagomål/A 6890-2026 FSC-klagomål.docx
+++ b/klagomål/A 6890-2026 FSC-klagomål.docx
@@ -1037,7 +1037,7 @@
     <w:r>
       <w:tab/>
       <w:tab/>
-      <w:t>2026-05-01</w:t>
+      <w:t>2026-05-02</w:t>
       <w:br/>
       <w:br/>
     </w:r>

--- a/klagomål/A 6890-2026 FSC-klagomål.docx
+++ b/klagomål/A 6890-2026 FSC-klagomål.docx
@@ -1037,7 +1037,7 @@
     <w:r>
       <w:tab/>
       <w:tab/>
-      <w:t>2026-05-02</w:t>
+      <w:t>2026-05-03</w:t>
       <w:br/>
       <w:br/>
     </w:r>

--- a/klagomål/A 6890-2026 FSC-klagomål.docx
+++ b/klagomål/A 6890-2026 FSC-klagomål.docx
@@ -774,7 +774,7 @@
     <w:r>
       <w:tab/>
       <w:tab/>
-      <w:t>2026-07-13</w:t>
+      <w:t>2026-07-14</w:t>
       <w:br/>
       <w:br/>
     </w:r>

--- a/klagomål/A 6890-2026 FSC-klagomål.docx
+++ b/klagomål/A 6890-2026 FSC-klagomål.docx
@@ -774,7 +774,7 @@
     <w:r>
       <w:tab/>
       <w:tab/>
-      <w:t>2026-07-14</w:t>
+      <w:t>2026-07-15</w:t>
       <w:br/>
       <w:br/>
     </w:r>

--- a/klagomål/A 6890-2026 FSC-klagomål.docx
+++ b/klagomål/A 6890-2026 FSC-klagomål.docx
@@ -774,7 +774,7 @@
     <w:r>
       <w:tab/>
       <w:tab/>
-      <w:t>2026-07-15</w:t>
+      <w:t>2026-07-16</w:t>
       <w:br/>
       <w:br/>
     </w:r>

--- a/klagomål/A 6890-2026 FSC-klagomål.docx
+++ b/klagomål/A 6890-2026 FSC-klagomål.docx
@@ -774,7 +774,7 @@
     <w:r>
       <w:tab/>
       <w:tab/>
-      <w:t>2026-07-16</w:t>
+      <w:t>2026-07-17</w:t>
       <w:br/>
       <w:br/>
     </w:r>

--- a/klagomål/A 6890-2026 FSC-klagomål.docx
+++ b/klagomål/A 6890-2026 FSC-klagomål.docx
@@ -774,7 +774,7 @@
     <w:r>
       <w:tab/>
       <w:tab/>
-      <w:t>2026-07-17</w:t>
+      <w:t>2026-07-18</w:t>
       <w:br/>
       <w:br/>
     </w:r>

--- a/klagomål/A 6890-2026 FSC-klagomål.docx
+++ b/klagomål/A 6890-2026 FSC-klagomål.docx
@@ -774,7 +774,7 @@
     <w:r>
       <w:tab/>
       <w:tab/>
-      <w:t>2026-07-18</w:t>
+      <w:t>2026-07-19</w:t>
       <w:br/>
       <w:br/>
     </w:r>

--- a/klagomål/A 6890-2026 FSC-klagomål.docx
+++ b/klagomål/A 6890-2026 FSC-klagomål.docx
@@ -774,7 +774,7 @@
     <w:r>
       <w:tab/>
       <w:tab/>
-      <w:t>2026-07-19</w:t>
+      <w:t>2026-07-20</w:t>
       <w:br/>
       <w:br/>
     </w:r>

--- a/klagomål/A 6890-2026 FSC-klagomål.docx
+++ b/klagomål/A 6890-2026 FSC-klagomål.docx
@@ -774,7 +774,7 @@
     <w:r>
       <w:tab/>
       <w:tab/>
-      <w:t>2026-07-20</w:t>
+      <w:t>2026-07-21</w:t>
       <w:br/>
       <w:br/>
     </w:r>

--- a/klagomål/A 6890-2026 FSC-klagomål.docx
+++ b/klagomål/A 6890-2026 FSC-klagomål.docx
@@ -774,7 +774,7 @@
     <w:r>
       <w:tab/>
       <w:tab/>
-      <w:t>2026-07-21</w:t>
+      <w:t>2026-07-22</w:t>
       <w:br/>
       <w:br/>
     </w:r>

--- a/klagomål/A 6890-2026 FSC-klagomål.docx
+++ b/klagomål/A 6890-2026 FSC-klagomål.docx
@@ -774,7 +774,7 @@
     <w:r>
       <w:tab/>
       <w:tab/>
-      <w:t>2026-07-22</w:t>
+      <w:t>2026-07-23</w:t>
       <w:br/>
       <w:br/>
     </w:r>

--- a/klagomål/A 6890-2026 FSC-klagomål.docx
+++ b/klagomål/A 6890-2026 FSC-klagomål.docx
@@ -774,7 +774,7 @@
     <w:r>
       <w:tab/>
       <w:tab/>
-      <w:t>2026-07-23</w:t>
+      <w:t>2026-07-24</w:t>
       <w:br/>
       <w:br/>
     </w:r>

--- a/klagomål/A 6890-2026 FSC-klagomål.docx
+++ b/klagomål/A 6890-2026 FSC-klagomål.docx
@@ -774,7 +774,7 @@
     <w:r>
       <w:tab/>
       <w:tab/>
-      <w:t>2026-07-24</w:t>
+      <w:t>2026-07-25</w:t>
       <w:br/>
       <w:br/>
     </w:r>

--- a/klagomål/A 6890-2026 FSC-klagomål.docx
+++ b/klagomål/A 6890-2026 FSC-klagomål.docx
@@ -774,7 +774,7 @@
     <w:r>
       <w:tab/>
       <w:tab/>
-      <w:t>2026-07-25</w:t>
+      <w:t>2026-07-26</w:t>
       <w:br/>
       <w:br/>
     </w:r>

--- a/klagomål/A 6890-2026 FSC-klagomål.docx
+++ b/klagomål/A 6890-2026 FSC-klagomål.docx
@@ -774,7 +774,7 @@
     <w:r>
       <w:tab/>
       <w:tab/>
-      <w:t>2026-07-26</w:t>
+      <w:t>2026-07-27</w:t>
       <w:br/>
       <w:br/>
     </w:r>

--- a/klagomål/A 6890-2026 FSC-klagomål.docx
+++ b/klagomål/A 6890-2026 FSC-klagomål.docx
@@ -774,7 +774,7 @@
     <w:r>
       <w:tab/>
       <w:tab/>
-      <w:t>2026-07-27</w:t>
+      <w:t>2026-07-28</w:t>
       <w:br/>
       <w:br/>
     </w:r>

--- a/klagomål/A 6890-2026 FSC-klagomål.docx
+++ b/klagomål/A 6890-2026 FSC-klagomål.docx
@@ -774,7 +774,7 @@
     <w:r>
       <w:tab/>
       <w:tab/>
-      <w:t>2026-07-28</w:t>
+      <w:t>2026-07-29</w:t>
       <w:br/>
       <w:br/>
     </w:r>

--- a/klagomål/A 6890-2026 FSC-klagomål.docx
+++ b/klagomål/A 6890-2026 FSC-klagomål.docx
@@ -774,7 +774,7 @@
     <w:r>
       <w:tab/>
       <w:tab/>
-      <w:t>2026-07-29</w:t>
+      <w:t>2026-07-30</w:t>
       <w:br/>
       <w:br/>
     </w:r>

--- a/klagomål/A 6890-2026 FSC-klagomål.docx
+++ b/klagomål/A 6890-2026 FSC-klagomål.docx
@@ -774,7 +774,7 @@
     <w:r>
       <w:tab/>
       <w:tab/>
-      <w:t>2026-07-30</w:t>
+      <w:t>2026-07-31</w:t>
       <w:br/>
       <w:br/>
     </w:r>

--- a/klagomål/A 6890-2026 FSC-klagomål.docx
+++ b/klagomål/A 6890-2026 FSC-klagomål.docx
@@ -774,7 +774,7 @@
     <w:r>
       <w:tab/>
       <w:tab/>
-      <w:t>2026-07-31</w:t>
+      <w:t>2026-08-01</w:t>
       <w:br/>
       <w:br/>
     </w:r>

--- a/klagomål/A 6890-2026 FSC-klagomål.docx
+++ b/klagomål/A 6890-2026 FSC-klagomål.docx
@@ -774,7 +774,7 @@
     <w:r>
       <w:tab/>
       <w:tab/>
-      <w:t>2026-08-01</w:t>
+      <w:t>2026-08-02</w:t>
       <w:br/>
       <w:br/>
     </w:r>

--- a/klagomål/A 6890-2026 FSC-klagomål.docx
+++ b/klagomål/A 6890-2026 FSC-klagomål.docx
@@ -774,7 +774,7 @@
     <w:r>
       <w:tab/>
       <w:tab/>
-      <w:t>2026-08-02</w:t>
+      <w:t>2026-08-03</w:t>
       <w:br/>
       <w:br/>
     </w:r>

--- a/klagomål/A 6890-2026 FSC-klagomål.docx
+++ b/klagomål/A 6890-2026 FSC-klagomål.docx
@@ -774,7 +774,7 @@
     <w:r>
       <w:tab/>
       <w:tab/>
-      <w:t>2026-08-03</w:t>
+      <w:t>2026-08-05</w:t>
       <w:br/>
       <w:br/>
     </w:r>

--- a/klagomål/A 6890-2026 FSC-klagomål.docx
+++ b/klagomål/A 6890-2026 FSC-klagomål.docx
@@ -774,7 +774,7 @@
     <w:r>
       <w:tab/>
       <w:tab/>
-      <w:t>2026-08-05</w:t>
+      <w:t>2026-08-07</w:t>
       <w:br/>
       <w:br/>
     </w:r>

--- a/klagomål/A 6890-2026 FSC-klagomål.docx
+++ b/klagomål/A 6890-2026 FSC-klagomål.docx
@@ -774,7 +774,7 @@
     <w:r>
       <w:tab/>
       <w:tab/>
-      <w:t>2026-08-07</w:t>
+      <w:t>2026-08-08</w:t>
       <w:br/>
       <w:br/>
     </w:r>

--- a/klagomål/A 6890-2026 FSC-klagomål.docx
+++ b/klagomål/A 6890-2026 FSC-klagomål.docx
@@ -216,7 +216,7 @@
         <w:spacing w:after="240"/>
       </w:pPr>
       <w:r>
-        <w:t>Figur 1. Fyndplatser för naturvårdsarter i och inom 5 meter från avverkningsanmälan. Markörer utan svart kant är placerade på fyndplatsen. Markörer med svart kant är placerade vid sidan av fyndplatsen har ett svart streck som visar fyndplatsens exakta position. Kartans mittpunktskoordinat är N 6225674, E 394367 i SWEREF 99 TM.</w:t>
+        <w:t>Figur 1. Fyndplatser för naturvårdsarter i och inom 5 meter från avverkningsanmälan. Markörer utan svart kant är placerade på fyndplatsen. Markörer med svart kant är placerade vid sidan av fyndplatsen och har ett svart streck som visar fyndplatsens exakta position. Kartans mittpunktskoordinat är N 6225674, E 394367 i SWEREF 99 TM.</w:t>
       </w:r>
     </w:p>
     <w:p>
@@ -774,7 +774,7 @@
     <w:r>
       <w:tab/>
       <w:tab/>
-      <w:t>2026-08-14</w:t>
+      <w:t>2026-08-15</w:t>
       <w:br/>
       <w:br/>
     </w:r>

--- a/klagomål/A 6890-2026 FSC-klagomål.docx
+++ b/klagomål/A 6890-2026 FSC-klagomål.docx
@@ -774,7 +774,7 @@
     <w:r>
       <w:tab/>
       <w:tab/>
-      <w:t>2026-08-15</w:t>
+      <w:t>2026-08-16</w:t>
       <w:br/>
       <w:br/>
     </w:r>

--- a/klagomål/A 6890-2026 FSC-klagomål.docx
+++ b/klagomål/A 6890-2026 FSC-klagomål.docx
@@ -774,7 +774,7 @@
     <w:r>
       <w:tab/>
       <w:tab/>
-      <w:t>2026-08-16</w:t>
+      <w:t>2026-08-17</w:t>
       <w:br/>
       <w:br/>
     </w:r>

--- a/klagomål/A 6890-2026 FSC-klagomål.docx
+++ b/klagomål/A 6890-2026 FSC-klagomål.docx
@@ -774,7 +774,7 @@
     <w:r>
       <w:tab/>
       <w:tab/>
-      <w:t>2026-08-17</w:t>
+      <w:t>2026-08-18</w:t>
       <w:br/>
       <w:br/>
     </w:r>

--- a/klagomål/A 6890-2026 FSC-klagomål.docx
+++ b/klagomål/A 6890-2026 FSC-klagomål.docx
@@ -774,7 +774,7 @@
     <w:r>
       <w:tab/>
       <w:tab/>
-      <w:t>2026-08-18</w:t>
+      <w:t>2026-08-19</w:t>
       <w:br/>
       <w:br/>
     </w:r>

--- a/klagomål/A 6890-2026 FSC-klagomål.docx
+++ b/klagomål/A 6890-2026 FSC-klagomål.docx
@@ -774,7 +774,7 @@
     <w:r>
       <w:tab/>
       <w:tab/>
-      <w:t>2026-08-19</w:t>
+      <w:t>2026-08-20</w:t>
       <w:br/>
       <w:br/>
     </w:r>

--- a/klagomål/A 6890-2026 FSC-klagomål.docx
+++ b/klagomål/A 6890-2026 FSC-klagomål.docx
@@ -774,7 +774,7 @@
     <w:r>
       <w:tab/>
       <w:tab/>
-      <w:t>2026-08-20</w:t>
+      <w:t>2026-08-21</w:t>
       <w:br/>
       <w:br/>
     </w:r>

--- a/klagomål/A 6890-2026 FSC-klagomål.docx
+++ b/klagomål/A 6890-2026 FSC-klagomål.docx
@@ -774,7 +774,7 @@
     <w:r>
       <w:tab/>
       <w:tab/>
-      <w:t>2026-08-21</w:t>
+      <w:t>2026-08-22</w:t>
       <w:br/>
       <w:br/>
     </w:r>

--- a/klagomål/A 6890-2026 FSC-klagomål.docx
+++ b/klagomål/A 6890-2026 FSC-klagomål.docx
@@ -774,7 +774,7 @@
     <w:r>
       <w:tab/>
       <w:tab/>
-      <w:t>2026-08-22</w:t>
+      <w:t>2026-08-23</w:t>
       <w:br/>
       <w:br/>
     </w:r>

--- a/klagomål/A 6890-2026 FSC-klagomål.docx
+++ b/klagomål/A 6890-2026 FSC-klagomål.docx
@@ -774,7 +774,7 @@
     <w:r>
       <w:tab/>
       <w:tab/>
-      <w:t>2026-08-23</w:t>
+      <w:t>2026-08-24</w:t>
       <w:br/>
       <w:br/>
     </w:r>

--- a/klagomål/A 6890-2026 FSC-klagomål.docx
+++ b/klagomål/A 6890-2026 FSC-klagomål.docx
@@ -774,7 +774,7 @@
     <w:r>
       <w:tab/>
       <w:tab/>
-      <w:t>2026-08-24</w:t>
+      <w:t>2026-08-25</w:t>
       <w:br/>
       <w:br/>
     </w:r>

--- a/klagomål/A 6890-2026 FSC-klagomål.docx
+++ b/klagomål/A 6890-2026 FSC-klagomål.docx
@@ -774,7 +774,7 @@
     <w:r>
       <w:tab/>
       <w:tab/>
-      <w:t>2026-08-25</w:t>
+      <w:t>2026-08-26</w:t>
       <w:br/>
       <w:br/>
     </w:r>

--- a/klagomål/A 6890-2026 FSC-klagomål.docx
+++ b/klagomål/A 6890-2026 FSC-klagomål.docx
@@ -774,7 +774,7 @@
     <w:r>
       <w:tab/>
       <w:tab/>
-      <w:t>2026-08-26</w:t>
+      <w:t>2026-08-27</w:t>
       <w:br/>
       <w:br/>
     </w:r>

--- a/klagomål/A 6890-2026 FSC-klagomål.docx
+++ b/klagomål/A 6890-2026 FSC-klagomål.docx
@@ -774,7 +774,7 @@
     <w:r>
       <w:tab/>
       <w:tab/>
-      <w:t>2026-08-27</w:t>
+      <w:t>2026-08-28</w:t>
       <w:br/>
       <w:br/>
     </w:r>

--- a/klagomål/A 6890-2026 FSC-klagomål.docx
+++ b/klagomål/A 6890-2026 FSC-klagomål.docx
@@ -774,7 +774,7 @@
     <w:r>
       <w:tab/>
       <w:tab/>
-      <w:t>2026-08-28</w:t>
+      <w:t>2026-08-29</w:t>
       <w:br/>
       <w:br/>
     </w:r>

--- a/klagomål/A 6890-2026 FSC-klagomål.docx
+++ b/klagomål/A 6890-2026 FSC-klagomål.docx
@@ -774,7 +774,7 @@
     <w:r>
       <w:tab/>
       <w:tab/>
-      <w:t>2026-08-29</w:t>
+      <w:t>2026-08-31</w:t>
       <w:br/>
       <w:br/>
     </w:r>

--- a/klagomål/A 6890-2026 FSC-klagomål.docx
+++ b/klagomål/A 6890-2026 FSC-klagomål.docx
@@ -774,7 +774,7 @@
     <w:r>
       <w:tab/>
       <w:tab/>
-      <w:t>2026-08-31</w:t>
+      <w:t>2026-09-01</w:t>
       <w:br/>
       <w:br/>
     </w:r>

--- a/klagomål/A 6890-2026 FSC-klagomål.docx
+++ b/klagomål/A 6890-2026 FSC-klagomål.docx
@@ -774,7 +774,7 @@
     <w:r>
       <w:tab/>
       <w:tab/>
-      <w:t>2026-09-01</w:t>
+      <w:t>2026-09-02</w:t>
       <w:br/>
       <w:br/>
     </w:r>

--- a/klagomål/A 6890-2026 FSC-klagomål.docx
+++ b/klagomål/A 6890-2026 FSC-klagomål.docx
@@ -774,7 +774,7 @@
     <w:r>
       <w:tab/>
       <w:tab/>
-      <w:t>2026-09-02</w:t>
+      <w:t>2026-09-03</w:t>
       <w:br/>
       <w:br/>
     </w:r>

--- a/klagomål/A 6890-2026 FSC-klagomål.docx
+++ b/klagomål/A 6890-2026 FSC-klagomål.docx
@@ -774,7 +774,7 @@
     <w:r>
       <w:tab/>
       <w:tab/>
-      <w:t>2026-09-03</w:t>
+      <w:t>2026-09-04</w:t>
       <w:br/>
       <w:br/>
     </w:r>

--- a/klagomål/A 6890-2026 FSC-klagomål.docx
+++ b/klagomål/A 6890-2026 FSC-klagomål.docx
@@ -774,7 +774,7 @@
     <w:r>
       <w:tab/>
       <w:tab/>
-      <w:t>2026-09-04</w:t>
+      <w:t>2026-09-05</w:t>
       <w:br/>
       <w:br/>
     </w:r>
